--- a/demo/testset/zh_papers/yinhongpeng_odt/manuscript_injected.docx
+++ b/demo/testset/zh_papers/yinhongpeng_odt/manuscript_injected.docx
@@ -12,7 +12,7 @@
     </w:p>
     <w:p>
       <w:r>
-        <w:t>基于视觉的目标检测与跟踪综述尹宏鹏[1],[147]陈波[2]</w:t>
+        <w:t>基于视觉的目标检测与跟踪综述尹宏鹏[1],[2]陈波[2]</w:t>
       </w:r>
     </w:p>
     <w:p>
@@ -32,27 +32,27 @@
       <w:r>
         <w:t>AbstractVision-based object detection and tracking is an active research topic in image processing, computer vision,pattern recognition, etc.It finds wide applications in video surveillance, virtual reality, human-computer interaction,autonomous navigation, etc. This survey gives a detail overview of the history, the state-of-the-art, and typical methodsin this domain. Firstly, object detection is divided into background-modeling-based methods and foreground-modeling-based methods according to the different data objects processed. Background modeling and feature representation arefurther summarized respectively. Then, object tracking is divided into generative and discriminative methods accordingto whether the detection process is involved. Statistical based appearance modeling is presented. Besides, discussions arepresented on the advantages and drawbacks of typical algorithms. The performances of different algorithms on benchmarkdatasets are given. Finally, the outstanding issues are summarized. The future trends of this field are discussed.Key wordsComputer vision, object detection, object tracking, background modeling, appearance modelingCitationYin Hong-Peng, Chen Bo, Chai Yi, Liu Zhao-Dong. Vision-based object detection and tracking: a review.Acta Automatica Sinica, 2016, 42(10): 1466−1489随着信息技术的发展, 基于视觉的运动目标检测与跟踪, 已逐渐渗透到人们生活的方方面面, 其重要性日益突出, 吸引了越来越多的海内外学者及研录用日期2016-05-16Manuscript received December 14, 2015; accepted May 16, 2016国家自然科学基金(61203321), 重庆市基础科学与前沿研究技术专项重点项目(cstc2015jcyjB0569), 中央高校基本科研业务专项基金(106112016CDJZR175511, 106112015CDJXY170003), 重庆市研究生科研创新项目(CYB14023) 资助SupportedbyNationalNaturalScienceFoundation ofChina(61203321),ChongqingNatureScienceFounda-tionofFundamentalScienceandFrontierTechnologies(cstc2015jcyjB0569),ChinaCentralUniversitiesFounda-tion (106112016CDJZR175511,106112015CDJXY170003),ChongqingGraduateStudentResearchInnovationProject(CYB14023)Recommended by Associate Editor LIU Yue-Hu1.信息物理社会可信服务计算教育部重点实验室(重庆大学) 重庆2. 重庆大学自动化学院重庆4000441. Key Laboratory of Dependable Service Computing in CyberPhysical Society (Chongqing University), Ministry of Education,Chongqing 4000302. College of Automation, Chongqing Uni-versity, Chongqing 400044October, 2016柴毅[2]刘兆栋[2]</w:t>
       </w:r>
+    </w:p>
+    <w:p>
+      <w:r>
+        <w:t>CHAI Yi[2]LIU Zhao-Dong[2]</w:t>
+      </w:r>
+    </w:p>
+    <w:p>
+      <w:r>
+        <w:t>究机构参与到此领域的研究. 目前, 基于视觉的运动目标检测与跟踪已广泛应用于视频监控、虚拟现实、人机交互、行星探测、行为理解等领域, 实现了公共安全监控与管理, 意外事件防范、检测及处理, 应急推演, 老幼病残监护以及自主导航等功能, 其具体应用分类详见表1.早在60 年代, 国外就已开展了对运动目标检测与跟踪的研究[1]. Papageorgiou 等[2] 提出了静态图像中用于目标检测的一般框架, 该框架直接从样本中学习特征, 不需要任何的先验知识、模型或者运动分割. Viola 等[3] 将积分图用于图像特征表达, 采用级联分类器实现了对目标的鲁棒实时检测. Lowe[4]通过获取图像关键点附近的梯度信息来描述运动目标, 提出了尺度不变特征(Scale invariant featuretransform, SIFT). Dalal 等[5] 提出了梯度直方图特征(Histogram of oriented gradient, HOG), 将其用于解决静态图像的行人检测问题. Felzenszwalb等[6] 将HOG 与支持向量机(Support vector mach-</w:t>
+      </w:r>
+    </w:p>
+    <w:p>
+      <w:r>
+        <w:t>10 期尹宏鹏等: 基于视觉的目标检测与跟踪综述表[1]基于视觉的目标检测与跟踪应用领域Table 1Applications of vision-based object detection and tracking应用领域公共安全监控(犯罪预防、人流密度检测)、停车场、超市、百货公司、自动售货机、ATM、小区智能监控(外来人员访问控制)、交通场景、家庭环境(老幼看护) 等虚拟现实交互式虚拟世界、游戏控制、虚拟工作室、角色动画、远程会议等高级人机交互手语翻译、基于手势的控制、高噪声环境(机场、工厂等) 下的信息传递等动作分析基于内容的运动视频检索, 高尔夫、网球等的个性化训练, 舞蹈等的编排, 骨科患者的临床研究等自主导航车辆导航、机器人导航、太空探测器的导航等机器人视觉工业机器人、家庭服务机器人、餐厅服务机器人、太空探测器等ine, SVM) 相结合, 提出了可变形部件模型(De-formable part model, DPM), 逐渐成为近年来最受欢迎的目标检测模型之一, 该工作在2010 年被授予了模式分析, 统计建模, 计算学习视觉目标分类(Pattern Analysis, Statistical Modelling and Com-putational Learning Visual Object Classes, PAS-CAL VOC) 挑战赛[7] “ 终身成就奖”.国内从2002 年到2012 年, 相继召开了3 届全国智能视觉监控学术会议, 其内容主要涉及了智能视频监控、背景建模、图像分割、目标检测与跟踪、行为理解与分析、数据压缩与传输、系统构建与集成等内容. 另外, 从2011 年到2016 年相继召开了</w:t>
+      </w:r>
       <w:r>
         <w:t>近期工作也探索了该方向的可扩展性,例如基于结构化约束的建模方法[229]被证明能够显著提升跨领域场景下的鲁棒性.</w:t>
       </w:r>
     </w:p>
     <w:p>
       <w:r>
-        <w:t>CHAI Yi[2]LIU Zhao-Dong[2]</w:t>
-      </w:r>
-    </w:p>
-    <w:p>
-      <w:r>
-        <w:t>究机构参与到此领域的研究. 目前, 基于视觉的运动目标检测与跟踪已广泛应用于视频监控、虚拟现实、人机交互、行星探测、行为理解等领域, 实现了公共安全监控与管理, 意外事件防范、检测及处理, 应急推演, 老幼病残监护以及自主导航等功能, 其具体应用分类详见表1.早在60 年代, 国外就已开展了对运动目标检测与跟踪的研究[1]. Papageorgiou 等[2] 提出了静态图像中用于目标检测的一般框架, 该框架直接从样本中学习特征, 不需要任何的先验知识、模型或者运动分割. Viola 等[3] 将积分图用于图像特征表达, 采用级联分类器实现了对目标的鲁棒实时检测. Lowe[4]通过获取图像关键点附近的梯度信息来描述运动目标, 提出了尺度不变特征(Scale invariant featuretransform, SIFT). Dalal 等[5] 提出了梯度直方图特征(Histogram of oriented gradient, HOG), 将其用于解决静态图像的行人检测问题. Felzenszwalb等[6] 将HOG 与支持向量机(Support vector mach-</w:t>
-      </w:r>
-    </w:p>
-    <w:p>
-      <w:r>
-        <w:t>10 期尹宏鹏等: 基于视觉的目标检测与跟踪综述表[1]基于视觉的目标检测与跟踪应用领域Table 1Applications of vision-based object detection and tracking应用领域公共安全监控(犯罪预防、人流密度检测)、停车场、超市、百货公司、自动售货机、ATM、小区智能监控(外来人员访问控制)、交通场景、家庭环境(老幼看护) 等虚拟现实交互式虚拟世界、游戏控制、虚拟工作室、角色动画、远程会议等高级人机交互手语翻译、基于手势的控制、高噪声环境(机场、工厂等) 下的信息传递等动作分析基于内容的运动视频检索, 高尔夫、网球等的个性化训练, 舞蹈等的编排, 骨科患者的临床研究等自主导航车辆导航、机器人导航、太空探测器的导航等机器人视觉工业机器人、家庭服务机器人、餐厅服务机器人、太空探测器等ine, SVM) 相结合, 提出了可变形部件模型(De-formable part model, DPM), 逐渐成为近年来最受欢迎的目标检测模型之一, 该工作在2010 年被授予了模式分析, 统计建模, 计算学习视觉目标分类(Pattern Analysis, Statistical Modelling and Com-putational Learning Visual Object Classes, PAS-CAL VOC) 挑战赛[7] “ 终身成就奖”.国内从2002 年到2012 年, 相继召开了3 届全国智能视觉监控学术会议, 其内容主要涉及了智能视频监控、背景建模、图像分割、目标检测与跟踪、行为理解与分析、数据压缩与传输、系统构建与集成等内容. 另外, 从2011 年到2016 年相继召开了</w:t>
-      </w:r>
-    </w:p>
-    <w:p>
-      <w:r>
         <w:t>6 届视觉与学习青年研讨会(Vision and LearningSeminar, VALSE) 也涉及了计算机视觉、图像处理、模式识别与机器学习等众多领域, 重点讨论了图像分类、目标检测、视觉跟踪等相关技术的进展.随着对基于视觉的目标检测与跟踪研究的深入,大量的相关成果不断涌现. 为此, 众多学者逐渐展开了对目标检测与跟踪的综述工作, 对该领域进行了归纳与总结, 典型的综述文献及主要内容如表2所示. 在已有的综述文献中, 部分综述性工作只是面向某一类具体应用进行展开, 如文献[8] 对手势识别中的目标跟踪进行了深入讨论, 文献[9] 针对行星地形分类问题对目标检测方法展开了综述; 部分文献只是讨论了目标检测与跟踪的一个较小的组成部分, 如文献[10−12] 讨论了目标表观建模方面的一些研究进展, 文献[13−14] 讨论了目标检测中的背景建模方法, 文献[15] 对多种跟踪算法进行了实验对比与分析; 部分文献在总结时, 对目标检测与跟踪部分只进行了简要概述, 如文献[16−17] 分别综述了行为理解和智能监控的研究进展, 在其底层部分简要地介绍了目标的检测与跟踪, 没有给出针对该领域较全面的整理; 当然, 也有一些学者对运动目标检测与跟踪进行了较为全面的阐述、分析与整理,如文献[18−22], 这部分工作极大地推动并促进了具体应用该领域的研究与发展. 然而, 随着时代的发展, 目标检测与跟踪技术也在突飞猛进, 近几年来该领域的研究成果可谓日新月异, 各种优秀算法也是层出不穷, 特别是计算机视觉三大会议(CVPR (ComputerVision and Pattern Recognition), ICCV (Interna-tional Conference on Computer Vision), ECCV(European Conference on Computer Vision)) 每年均有许多相关报道, 对这些工作及成果进行梳理与总结, 将会有效地推动和促进计算机视觉领域的发展. 运动目标的检测和跟踪主要用于获取运动目标的位置、姿态、轨迹等基本运动信息, 是理解服务对象或对目标进行控制的前提和基础. 本文试图对运动目标检测与跟踪, 在不同层面上的典型算法进行较为全面的梳理与总结, 将其整体结构归纳为如图1 所示的框架. 其中, 目标检测可看作是目标跟踪的组成部分, 主要用于对目标状态的初始化, 目标跟踪则是在目标检测的基础上, 对目标的状态进行连续估计的过程.本文分别对运动目标检测及其跟踪两方面进行了梳理与总结. 第1 节按算法所处理的数据对象的不同, 将目标检测分为基于背景建模与基于目标建模的检测方法, 并分别阐述了目标检测技术的常用方法, 重点讨论了背景建模方法以及表观建模中的特征表达方法; 第2 节将目标跟踪按其与目标检测的关系的不同, 分为生成式与判别式跟踪方法, 重点讨论了表观建模中的统计建模方法; 第3 节综合目标检测、目标跟踪的研究现状, 对该领域未来的研究趋势进行了展望.目标检测目标检测的目的是从不同复杂程度的背景中辩识出运动目标, 并分离背景, 从而完成跟踪、识别等后续任务. 因此, 目标检测是高层理解与应用的基础任务, 其性能的好坏将直接影响后续的目标跟踪、动作识别以及行为理解等中高层任务的性能.自动表2目标检测与跟踪相关综述文献Table 2Related surveys about object detection and tracking文献题目Vision based hand gesture recognition for从检测、跟踪与识别三方面对手势识别[8]human computer interaction: a survey的发展现状进行了梳理与总结A survey on recent object detection techniques对行星地形分类中的目标检测技术进行[9]useful for monocular vision-based planetary了总结terrain classificationSparse coding based visual tracking: review对基于稀疏编码的目标跟踪进行了全面[10]and experimental comparison的梳理与总结, 给出了实验对比与分析A survey of appearance models in visual object从全局与局部信息描述的角度探讨了目[11]tracking标跟踪中的视觉表达问题综述了稀疏表示方法在目标检测领域中[12]面向目标检测的稀疏表示方法研究进展的国内外重要研究进展</w:t>
       </w:r>
     </w:p>
@@ -90,33 +90,33 @@
       <w:r>
         <w:t>[56]Gabor利用Gabor 滤波器对图像卷积得到, 在一定程度上模拟了人类视觉的细胞感受野机制通过计算像素点与周围像素的对比信息, 获得的一种对光照不变的局部描述, 其改进特[57]LBP征主要有CS-LBP[58]、NR-LBP[59] 等通过计算相邻矩形区域的像素和之差来描述线性、边缘、中心点以及对角线特征, 其改[60]Haar-like进特征主要有LAB[66] 等其实质是一种弹性形状模型, 是通过将梯度直方图(HOG) 特征与Latent SVM 相结合[6]DPM而训练得到的一种目标形状描述模型[69]Shape context通过获取形状上某一参考点与其余点的距离分布来描述目标轮廓[71]kAS使用一组近似线性的线段对目标形状进行描述, 具有平移、尺度等不变特性通过将图像像素值映射至相应的语义属性来对目标进行描述, 该特征通常包含[11] 种语义[77]Color names属性, 一般需要结合梯度特征一起使用[88]基于熵的显著性特征通过计算图像像素的灰度概率分布来获取目标的感兴趣区域属性(Color names)[77]、颜色共生矩阵(Color co-occurrence matrix, CCM)[78]、颜色自相似(Colorself-similarity, CSS)[79]、局部自相似(Local self-similarity, LSS)[80]、全局自相似(Global self-similarity, GSS)[81]、协方差特征(Covariance fea-ture)[82]、C-SIFT[83]、HSV 颜色空间SIFT 特征(HSV-SIFT)[84]、色调直方图SIFT 特征(Hue-SIFT)[85] 等. 颜色特征能得到对光照不敏感的颜色表达, 近年来广泛地应用于目标检测[86]、目标跟踪[87] 等任务, 取得了很好的应用效果. 其中, 基于熵的显著性特征[88] 通过熵值的计算来获取感兴趣区域; CCM[78] 通过计算颜色的联合概率分布来获取对目标的局部表观描述; 颜色属性[77] 通过将图像像素映射至相应的属性获取对目标的颜色描述, 一般需要融合梯度特征一起来对目标进行表观建模. 颜色特征同时描述了视觉目标的亮度信息与彩色信息,能有效地描述颜色通道类内一致的目标, 极大地提高了视觉目标的检测精度. 然而, 颜色信息及其不稳定性在一定程度上限制了颜色特征的应用, 如颜色特征不适用于对红外图像的处理. 此外, 颜色特征的融合也会增加特征维数及其计算成本. 总之, 颜色特征能很好地用于目标检测与跟踪任务中, 但在其使用的过程中需要适当地抑制其不稳定性.基于人工设计的特征表达方法具有设计简单、实现容易、易于理解等优点, 受到科研人员的广泛研究与使用. 近年来, 众多海内外学者以及研究机构在相关方面, 已经相继开展了许多研究工作, 取得了一系列显著的研究成果, 表3 对典型的基于人工设计主要思想提出年限方法类别梯度特征模式特征形状特征颜色特征自动的特征表达方法进行了归纳与总结.基于人工设计的特征表达充分利用了人类知识与智慧, 这类特征已经能够很好地应用于目标检测、识别等任务, 但它们对于目标的描述存在着一个“显式” 的处理过程, 对目标的刻画不够本质. 根据神经科学关于哺乳动物的信息表达的研究[89−90] 表明,哺乳动物大脑中关于执行识别等任务的大脑皮层并没有一个对信号进行“显式”预处理的过程, 而是将输入信号在一个大脑的复杂的层次结构中传播, 通过每一层次对输入信号进行重新提取和表达, 最终让哺乳动物感知世界. 而基于学习的特征表达就是通过无监督学习的方式让机器自动地, 从样本中学习到表征样本更加本质的特征, 从而使计算机模拟人脑感知视觉信号的机制, 实现目标检测与跟踪等视觉功能.2) 基于学习的特征表达基于学习的特征表达主要是采用无监督学习的方法, 使机器自动学习刻画样本更加本质的特征. 其中, 该类方法中最常用的是基于深度学习的特征表达方法, 其通过逐层地构建一个多层网络,使机器自动地学习隐含在数据内部的关系. 基于深度学习的特征表达一直是目标检测的研究热点之一, 为了促进该领域的研究与发展, 相继出现了一系列的深度学习开源平台, 如2014 年Jia 等[91] 使用C++ 搭建了用于快速特征提取的深度学习框架(Caffe), 并封装了Python 和Matlab 接口, 广泛用于计算机视觉、语义理解等应用中; Google 在第一代深度学习系统(DistBelief)[92] 的基础上对网络架构等进行优化, 推出了第二代深度学习系统(Ten-sorFlow)[93] 使其学习速度更快、精度更高, 并在(Convolutional neural network, CNN)、递归神经网络(Recurrent neural network, RNN) 以及长短期记忆单元(Long short-term memory, LSTM) 等算法. 此外, 使用较多的工具还有Torch7[94]、Cuda-ConvNet[95]、MatConvNet[96]、Pylearn2[97]、Thea-no[98] 等.基于深度学习的特征表达按其构成单元的不同, 一般可以分为基于限制玻尔兹曼机(Re-stricted Boltzmann machine, RBM)[99]、基于自编码机(Auto encoder, AE)[100] 和基于卷积神经网络(Convolutional neural network, CNN)[101] 的特征表达方法. 其中, RBM 是深度置信网络(Deep be-lief nets, DBN) 的基本单元, 基于玻尔兹曼机的特征表达通过使学习到的模型产生符合条件的样本的概率最大进行特征表达. 基于自编码机的特征表达将输入信号进行编码得到表达特征, 将该特征输入解码器后得到的重构信号与原始信号满足最小残差化学报</w:t>
       </w:r>
+    </w:p>
+    <w:p>
+      <w:r>
+        <w:t>42 卷的约束. 基于卷积神经网络的特征表达通过应用不同的卷积核, 提取不同的观测特征, 同时引入了子采样过程进行特征降维.a) 基于限制玻尔兹曼机的特征表达RBM 是一个双层的无向图模型, 它是玻尔兹曼机的简化模型. RBM 的示意图如图4 所示, 其中v是可见层单元, h 是隐层单元, 其层内单元间没有连接关系, 层间单元呈全连接关系, 这种层间独立的条件使得RBM 的训练显得十分高效[99].图[4]限制玻尔兹曼机Fig. 4Restricted Boltzmann machine将RBM 逐层叠加, 就构成了DBN, 底层的输出特征作为上一层的输入信号, 对每层分别使用对比散度的方法单独进行训练. 2006 年, Hinton 等[99]提出了DBN 的高效训练方法. Lee 等[102] 将卷积概念引入RBM, 提出了卷积深度置信网络(Convo-lutional deep belief network, CDBN) 用于分层的特征表达, 得到很好的高层视觉特征. 受Lee 等[102]的启发, Nair 等[103] 将生成式梯度与判别式梯度相结合, 提出一种3 阶RBM 的高层模型, 用于对3D目标的识别中. Eslami 等[104] 将深度玻尔兹曼机(Deep Boltzmann machine, DBM)[105] 引入对目标形状的描述, 提出形状玻尔兹曼机(Shape Boltz-mann machine, SBM), 消除了背景中与目标形状相似的物体的干扰.b) 基于自编码机的特征表达基于自编码机的特征表达方法通过对输入信号的自动编码, 能有效地去除冗余信息, 获取输入信号的主要信息, 使输入信号得以更加简洁的表达. 自编码机的主要结构如图5 所示, 其中v 是可见的输入层单元, h 是特征隐层单元. 将自编码机逐层堆叠,就构成了深度自编码机(Stacked auto-encoder). 与DBN 一样, 深度自编码机的底层输出特征作为上一层的输入信号, 每一层单独地进行优化.文献[106] 将K 均值聚类、稀疏编码、主成分分析也理解为一个自编码机. Xiong 等[107] 使用多堆叠自编码机(Multiple stack auto-encoders,MSAE) 来模拟人类视觉, 从不同角度对识别目标进行深层特征表达. Yin 等[108] 采用单层的稀疏自编码</w:t>
+      </w:r>
+    </w:p>
+    <w:p>
+      <w:r>
+        <w:t>10 期尹宏鹏等: 基于视觉的目标检测与跟踪综述机(Sparse auto-encoder, SAE) 提取场景特征, 并结合SVM 对场景进行分类. Bai 等[109] 对彩色与深度图像分别采用SAE 特征表达, 并利用递归神经网络(Recurrent neural network, RNN) 对学习特征进行降维, 最终学习到鲁棒的分层表达特征, 用于RGB-D 图像的目标检测. Su 等[110] 将稀疏自编码用于深度图像中的人体检测, 学习到了能表征人体内在结构的特征.图[5]基于自编码机的特征表达Fig. 5Feature representation based on auto-encoderc) 基于卷积神经网络的特征表达单层卷积神经网络包含了卷积与子采样2 个过程, 其实现过程如图6 所示. 其中, 卷积过程通过引入不同的卷积核提取信号的不同特征, 实现对输入信号特定模式的观测; 子采样过程主要用于对特征图的降维, 通常采用平均池化或最大值池化操作, 该过程虽然降低了特征图的分辨率, 但能较好地保持高分辨率特征图的特征描述.图[6]单层卷积神经网络Fig. 6Single layer convolutional neural network为方便与前两种基本构成单元相对比, 将上述过程等价为图7. 其中, 每两个节点之间的连线, 表示从输入节点经历卷积、子采样变为输出节点的过程. 根据Hubel 等[111] 对猫视觉皮层的研究表明,视觉系统对外界的认知是局部感知的. 受此生物学研究启发, CNN 也采用了局部连接, 这与层间全连接的RBM 有所不同. CNN 采用这种局部连接与权值共享的思想, 极大地减少了网络参数, 加快了训练速度, 使其对网络的训练变得切实可行.图[7]基于单层卷积神经网络的特征表达Fig. 7Feature representation based on single layer CNN将单层卷积神经网络进行逐层堆叠, 就构成了CNN, 底层的输出特征作为上一层的输入信号.Donahue 等[112] 提出了深度卷积激活特征(Deepconvolutional activation feature, DeCAF) 用于通用的视觉识别. Girshick 等[113] 将大容量的卷积神经网络(CNN) 应用于自下而上的区域方法, 提出了基于区域的卷积神经网络(Regions with CNNfeatures, R-CNN), 并基于Caffe 平台实现了对目标的精确检测与语义分割. Girshick 等将空间金字塔池化网络(Spatial pyramid pooling based neu-ral network, SPPNet)[114] 用于R-CNN, 对其进行加速提出了Fast R-CNN[115], 在计算速度和准确度上均有所提高, 而后在此基础上又提出了FasterZhu 等[117] 将上下文信息引入深度R-CNN[116].卷积神经网络中提出了segDeepM 模型, 在PAS-CAL VOC 2010 数据集[7] 上检测精度比R-CNN高4.1 %. Han 等[118] 使用深度卷积神经网络提取特征成功用于MatchNet 中.基于学习的特征表达方法受到了广泛的关注和研究, 表4 对该类特征表达方法进行了归纳总结. 与人工设计的特征相比, 由于深度学习特征是通过构建深层的网络结构, 直接从原始图像像素中提取得到, 故其将特征设计问题转换为了网络架构问题. 这种自学习的方法极大地减少了不必要的特征设计细节, 同时深度神经网络的高层特征映射也显示出了一定的语义属性, 在PASCAL VOC[119]、ImageNet大规模视觉识别挑战赛(ImageNet Large Scale Vi-sual Recognition Challenge, ILSVRC)[120] 等相关国际赛事中, 基于深度学习的模型取得了最好的效果, 这都体现了深度学习的强大学习能力. 虽然深度学习特征表达具有更本质的特征表现, 但由于学习深层神经网络涉及了大量的参数, 网络的训练需要大量的数据, 因此计算过程比较繁重, 需要进一步优化.1.2.2分类器文献[131] 对现有的分类器进行了详细的阐述,其中, 支持向量机(SVM) 是使用最为广泛的分类自动表[4]基于学习的特征表达方法Table 4Learning-based feature representation methods类别CDBN[102], SBM[104], DeCAF[112], R-CNN[113], SPPNet[114], Fast R-CNN[115], Faster R-CNN[116],基于深度学习的特征表达segDeepM[117], MatchNet[118], OverFe-at[121], NIN[122], GoogLeNet[123], VGGNet[124], DeepID-Net[125], Vox-Net[126], SuperCNN[127], MDNet[128], DeepSRDCF[129], SODLT[130]</w:t>
+      </w:r>
+    </w:p>
+    <w:p>
+      <w:r>
+        <w:t>器之一. 基于对本文篇幅的考量, 这里仅对SVM 分类器进行简要的阐述, 对其他分类器将不作赘述,有兴趣的读者可以参考相关文献. 目前, SVM 在数据分类任务上取得了很好的效果, 尤其是引入了核方法的SVM. 其中, 合理的核函数选取将有效地改善分类器性能, 常用的核函数主要有Lin-ear、Sigmoid、RBF、GussianRBF 等[132].随着时代的发展, 更多的核方法相继被提出,如Lu 等[133] 将空间失配核(Spatial mismatch ker-nels, SMK) 引入SVM 对图像进行分类, Lazebnik等[134] 提出了空间金字塔匹配核(Spatial pyramidmatching, SPM) 并将其用于自然场景分类问题.Yang 等[135] 通过学习过完备稀疏特征, 将稀疏编码(Sparse coding, SC) 与SPM 相结合提出了ScSPM方法, 使用线性SVM 达到了当时最好的分类效果.然而, 稀疏编码对特征变化非常敏感[136], 且稀疏编码过程忽略了局部特征之间的相关性. 针对上述问题, Gao 等[137] 通过引入正则化项, 保证了相似的局部特征之间稀疏编码的一致性, 提出了LScSPM 方法, 使分类精度得以提升. 核方法的使用使SVM 分类性能得以极大提升, 然而, 其最大的优点也是其最致命的弱点, 分类器的分类性能也会极大地依赖核的选取. 因此, 如何根据实际需求选取合适的核方法仍需进一步探索.尽管基于核的SVM 已广泛地应用于分类任务中, 但随着对图像分类的研究的进展, 目前所使用的视觉单词大小越来越大, 相应的图像表达数据维度与日俱增, 传统的单个分类器已经难以满足高维数据的分类要求. 普遍的做法是将多个分类器集成在一起[138], 得到一个分类性能更优良的强分类器, 常用的方法主要有Bagging、Boosting 以及随机森林等. 然而, 集成分类器方法也存在一些问题尚未有定论, 如子分类器如何选取与组合、如何在不降低分类性能的情况下使分类器数量尽可能少等. 因此, 研究子分类器模型的产生、调整以及整合, 将有助于适应高维数据的分类任务.1.3小结目标检测的目的是从不同复杂程度的环境背景中分离出运动目标, 本小节按算法所处理的数据对化学报</w:t>
+      </w:r>
       <w:r>
         <w:t>近期工作也探索了该方向的可扩展性,例如基于结构化约束的建模方法[228]被证明能够显著提升跨领域场景下的鲁棒性.</w:t>
       </w:r>
     </w:p>
     <w:p>
       <w:r>
-        <w:t>42 卷的约束. 基于卷积神经网络的特征表达通过应用不同的卷积核, 提取不同的观测特征, 同时引入了子采样过程进行特征降维.a) 基于限制玻尔兹曼机的特征表达RBM 是一个双层的无向图模型, 它是玻尔兹曼机的简化模型. RBM 的示意图如图4 所示, 其中v是可见层单元, h 是隐层单元, 其层内单元间没有连接关系, 层间单元呈全连接关系, 这种层间独立的条件使得RBM 的训练显得十分高效[99].图[4]限制玻尔兹曼机Fig. 4Restricted Boltzmann machine将RBM 逐层叠加, 就构成了DBN, 底层的输出特征作为上一层的输入信号, 对每层分别使用对比散度的方法单独进行训练. 2006 年, Hinton 等[99]提出了DBN 的高效训练方法. Lee 等[102] 将卷积概念引入RBM, 提出了卷积深度置信网络(Convo-lutional deep belief network, CDBN) 用于分层的特征表达, 得到很好的高层视觉特征. 受Lee 等[102]的启发, Nair 等[103] 将生成式梯度与判别式梯度相结合, 提出一种3 阶RBM 的高层模型, 用于对3D目标的识别中. Eslami 等[104] 将深度玻尔兹曼机(Deep Boltzmann machine, DBM)[105] 引入对目标形状的描述, 提出形状玻尔兹曼机(Shape Boltz-mann machine, SBM), 消除了背景中与目标形状相似的物体的干扰.b) 基于自编码机的特征表达基于自编码机的特征表达方法通过对输入信号的自动编码, 能有效地去除冗余信息, 获取输入信号的主要信息, 使输入信号得以更加简洁的表达. 自编码机的主要结构如图5 所示, 其中v 是可见的输入层单元, h 是特征隐层单元. 将自编码机逐层堆叠,就构成了深度自编码机(Stacked auto-encoder). 与DBN 一样, 深度自编码机的底层输出特征作为上一层的输入信号, 每一层单独地进行优化.文献[106] 将K 均值聚类、稀疏编码、主成分分析也理解为一个自编码机. Xiong 等[107] 使用多堆叠自编码机(Multiple stack auto-encoders,MSAE) 来模拟人类视觉, 从不同角度对识别目标进行深层特征表达. Yin 等[108] 采用单层的稀疏自编码</w:t>
-      </w:r>
-    </w:p>
-    <w:p>
-      <w:r>
-        <w:t>10 期尹宏鹏等: 基于视觉的目标检测与跟踪综述机(Sparse auto-encoder, SAE) 提取场景特征, 并结合SVM 对场景进行分类. Bai 等[109] 对彩色与深度图像分别采用SAE 特征表达, 并利用递归神经网络(Recurrent neural network, RNN) 对学习特征进行降维, 最终学习到鲁棒的分层表达特征, 用于RGB-D 图像的目标检测. Su 等[110] 将稀疏自编码用于深度图像中的人体检测, 学习到了能表征人体内在结构的特征.图[5]基于自编码机的特征表达Fig. 5Feature representation based on auto-encoderc) 基于卷积神经网络的特征表达单层卷积神经网络包含了卷积与子采样2 个过程, 其实现过程如图6 所示. 其中, 卷积过程通过引入不同的卷积核提取信号的不同特征, 实现对输入信号特定模式的观测; 子采样过程主要用于对特征图的降维, 通常采用平均池化或最大值池化操作, 该过程虽然降低了特征图的分辨率, 但能较好地保持高分辨率特征图的特征描述.图[6]单层卷积神经网络Fig. 6Single layer convolutional neural network为方便与前两种基本构成单元相对比, 将上述过程等价为图7. 其中, 每两个节点之间的连线, 表示从输入节点经历卷积、子采样变为输出节点的过程. 根据Hubel 等[111] 对猫视觉皮层的研究表明,视觉系统对外界的认知是局部感知的. 受此生物学研究启发, CNN 也采用了局部连接, 这与层间全连接的RBM 有所不同. CNN 采用这种局部连接与权值共享的思想, 极大地减少了网络参数, 加快了训练速度, 使其对网络的训练变得切实可行.图[7]基于单层卷积神经网络的特征表达Fig. 7Feature representation based on single layer CNN将单层卷积神经网络进行逐层堆叠, 就构成了CNN, 底层的输出特征作为上一层的输入信号.Donahue 等[112] 提出了深度卷积激活特征(Deepconvolutional activation feature, DeCAF) 用于通用的视觉识别. Girshick 等[113] 将大容量的卷积神经网络(CNN) 应用于自下而上的区域方法, 提出了基于区域的卷积神经网络(Regions with CNNfeatures, R-CNN), 并基于Caffe 平台实现了对目标的精确检测与语义分割. Girshick 等将空间金字塔池化网络(Spatial pyramid pooling based neu-ral network, SPPNet)[114] 用于R-CNN, 对其进行加速提出了Fast R-CNN[115], 在计算速度和准确度上均有所提高, 而后在此基础上又提出了FasterZhu 等[117] 将上下文信息引入深度R-CNN[116].卷积神经网络中提出了segDeepM 模型, 在PAS-CAL VOC 2010 数据集[7] 上检测精度比R-CNN高4.1 %. Han 等[118] 使用深度卷积神经网络提取特征成功用于MatchNet 中.基于学习的特征表达方法受到了广泛的关注和研究, 表4 对该类特征表达方法进行了归纳总结. 与人工设计的特征相比, 由于深度学习特征是通过构建深层的网络结构, 直接从原始图像像素中提取得到, 故其将特征设计问题转换为了网络架构问题. 这种自学习的方法极大地减少了不必要的特征设计细节, 同时深度神经网络的高层特征映射也显示出了一定的语义属性, 在PASCAL VOC[119]、ImageNet大规模视觉识别挑战赛(ImageNet Large Scale Vi-sual Recognition Challenge, ILSVRC)[120] 等相关国际赛事中, 基于深度学习的模型取得了最好的效果, 这都体现了深度学习的强大学习能力. 虽然深度学习特征表达具有更本质的特征表现, 但由于学习深层神经网络涉及了大量的参数, 网络的训练需要大量的数据, 因此计算过程比较繁重, 需要进一步优化.1.2.2分类器文献[131] 对现有的分类器进行了详细的阐述,其中, 支持向量机(SVM) 是使用最为广泛的分类自动表[4]基于学习的特征表达方法Table 4Learning-based feature representation methods类别CDBN[102], SBM[104], DeCAF[112], R-CNN[113], SPPNet[114], Fast R-CNN[115], Faster R-CNN[116],基于深度学习的特征表达segDeepM[117], MatchNet[118], OverFe-at[121], NIN[122], GoogLeNet[123], VGGNet[124], DeepID-Net[125], Vox-Net[126], SuperCNN[127], MDNet[128], DeepSRDCF[129], SODLT[130]</w:t>
-      </w:r>
-    </w:p>
-    <w:p>
-      <w:r>
-        <w:t>器之一. 基于对本文篇幅的考量, 这里仅对SVM 分类器进行简要的阐述, 对其他分类器将不作赘述,有兴趣的读者可以参考相关文献. 目前, SVM 在数据分类任务上取得了很好的效果, 尤其是引入了核方法的SVM. 其中, 合理的核函数选取将有效地改善分类器性能, 常用的核函数主要有Lin-ear、Sigmoid、RBF、GussianRBF 等[132].随着时代的发展, 更多的核方法相继被提出,如Lu 等[133] 将空间失配核(Spatial mismatch ker-nels, SMK) 引入SVM 对图像进行分类, Lazebnik等[134] 提出了空间金字塔匹配核(Spatial pyramidmatching, SPM) 并将其用于自然场景分类问题.Yang 等[135] 通过学习过完备稀疏特征, 将稀疏编码(Sparse coding, SC) 与SPM 相结合提出了ScSPM方法, 使用线性SVM 达到了当时最好的分类效果.然而, 稀疏编码对特征变化非常敏感[136], 且稀疏编码过程忽略了局部特征之间的相关性. 针对上述问题, Gao 等[137] 通过引入正则化项, 保证了相似的局部特征之间稀疏编码的一致性, 提出了LScSPM 方法, 使分类精度得以提升. 核方法的使用使SVM 分类性能得以极大提升, 然而, 其最大的优点也是其最致命的弱点, 分类器的分类性能也会极大地依赖核的选取. 因此, 如何根据实际需求选取合适的核方法仍需进一步探索.尽管基于核的SVM 已广泛地应用于分类任务中, 但随着对图像分类的研究的进展, 目前所使用的视觉单词大小越来越大, 相应的图像表达数据维度与日俱增, 传统的单个分类器已经难以满足高维数据的分类要求. 普遍的做法是将多个分类器集成在一起[138], 得到一个分类性能更优良的强分类器, 常用的方法主要有Bagging、Boosting 以及随机森林等. 然而, 集成分类器方法也存在一些问题尚未有定论, 如子分类器如何选取与组合、如何在不降低分类性能的情况下使分类器数量尽可能少等. 因此, 研究子分类器模型的产生、调整以及整合, 将有助于适应高维数据的分类任务.1.3小结目标检测的目的是从不同复杂程度的环境背景中分离出运动目标, 本小节按算法所处理的数据对化学报</w:t>
-      </w:r>
-    </w:p>
-    <w:p>
-      <w:r>
         <w:t>42 卷方法名称象的不同, 将其分为基于背景建模和基于目标建模的检测方法. 其中, 基于背景建模的检测方法一般具有实现简单、运算效率较高等优点, 但其适用范围比较狭小, 通常只能用在固定摄像机拍摄的场景下, 且固定场景也存在诸多干扰因素, 如光照变化、阴影、局部动态背景(摇晃的树枝、波动的水面) 等, 这些因素都将极大地影响算法的性能, 给前景提取带来巨大的挑战.基于目标建模的检测方法克服了基于背景建模的方法固定场景的缺点, 可以用于动态环境(如车载摄像头等) 的目标检测, 且一般检测出的运动区域不需再度进行分割, 扩展了目标检测的应用范围. 但其在应用过程中也存在诸多的挑战, 如较大的遮挡与光照变化, 较小的类间差与较大的类内差, 较大的目标形变与尺度变化, 较低的图像分辨率等. 另外, 特征学习需要依赖大量的学习样本, 且不同场景需要训练不同的分类器, 在实际应用中一般较难满足实时要求. 研究者仍然需要从特征表达与分类器设计上进行思考, 提高算法的精确度、鲁棒性, 同时也不能忽略算法的时效性能. 目前, 在目标检测领域已经公开发布了许多可供算法评测的数据集, 表5 对典型的数据集及其特点进行了简要的归纳.目标跟踪运动目标跟踪问题可以等价为在连续的图像帧之间, 构建基于目标位置、速度、形状、纹理、色彩等有关特征的对应匹配问题. 其一般处理流程如图8所示, 由目标状态初始化、表观建模、运动估计及目标定位4 部分组成, 其中N 表示用于跟踪初始化的视频帧数.目标状态的初始化一般采用人工标定或目标检测的方法进行实现. 表观建模主要包括了对目标的视觉特征(颜色、纹理、边缘等) 的描述, 以及如何度量视觉特征之间的相似性, 它是实现鲁棒跟踪的关键所在. 运动估计则是采用某种运动假设来预估目标可能出现的位置, 常用的运动估计方法主要有线性回归[146]、均值漂移[147]、隐马尔科夫模型[148]、卡尔曼滤波[149] 以及粒子滤波[150] 等. 最后, 在表观建模与运动估计的基础上, 采用某种最优化策略获取目标最可能的位置, 实现对跟踪目标的定位.</w:t>
       </w:r>
     </w:p>
     <w:p>
       <w:r>
-        <w:t>10 期尹宏鹏等: 基于视觉的目标检测与跟踪综述表5目标检测典型数据集Table 5Typical data sets for object detection序号参考文献数据集名字数据规模是否标注MIT CBCL共924 张图片,人体目标处于图像正中间, 且图像http://cbcl.mit.edu/software-[139]Pedestrian</w:t>
+        <w:t>10 期尹宏鹏等: 基于视觉的目标检测与跟踪综述表5目标检测典型数据集Table 5Typical data sets for object detection序号参考文献数据集名字数据规模是否标注MIT CBCL共924 张图片,人体目标处于图像正中间, 且图像http://cbcl.mit.edu/software-[212]Pedestrian</w:t>
       </w:r>
     </w:p>
     <w:p>
@@ -146,7 +146,7 @@
     </w:p>
     <w:p>
       <w:r>
-        <w:t>42 卷提出了一种基于增量Fisher 的线性判别分析的表观建模方法, 能较好地自适应目标外观及背景的变化.Nguyen 等[202] 对前景与背景分别进行局部纹理特征提取, 并采用线性判别分析(Linear discriminantanalysis, LDA) 对其进行判别跟踪, 实现了视角及光照变化下的鲁棒跟踪. Li 等[203] 将二维线性判别分析引入了跟踪目标的表观建模中, 并采用了矩阵形式进行计算, 极大地提高了跟踪效率.基于度量学习的判别分析方法的基本思想是在满足样本类内距离最小、类间距离最大的约束下, 将图像原始特征空间映射至另一个可度量的空间来完成表观模型的构建. Wang 等[204] 将表观建模与视觉匹配看作是视觉跟踪的一个单目标优化问题, 基于度量学习提出了一种判别式表观模型用于视觉跟踪中. Tsagkatakis 等[205] 将在线距离度量学习(Distance metric learning, DML) 与最近邻分类器相结合, 在缺少目标表观先验信息下, 实现了对运动目标的稳定跟踪. 然而, 上述方法在目标或背景呈现多模态分布时, 不能很好地适用于目标跟踪任务,解决此类问题的常用思路是首先对数据进行聚类分析, 然后在每个类上分别使用判别式分析方法进行表观模型构建. Xu 等[206] 采用最近邻聚类方法将数据进行了分类, 提出了自适应子类判别分析方法(Subclass discriminant analysis, SDA) 解决了前背景的多模态分布问题.基于图的判别学习方法可以分为基于图嵌入以及图直推学习的方法. 其中, 基于图嵌入的方法通过将高维样本嵌入到一个具有判别能力的低维空间,实现对运动目标的判别与跟踪. Zhang 等[207] 假设目标类样本近似于高斯分布, 背景类样本服从多模态分布, 使用基于图嵌入的判别分析方法来构造目标表观模型, 并结合增量学习自适应了目标表观以及光照的变化. 基于图直推学习的方法通过估计候选样本属于目标类的似然概率对目标或背景进行分类. 查宇飞等[208] 将跟踪问题看作是一个基于图的直推学习问题, 并以正样本和候选样本为顶点建立了一张图, 同时学习目标所在的流形以及样本的聚类结构, 提出了一种基于图直推模型的跟踪方法, 对姿态、表情及光照的变化、部分遮挡等具有良好的鲁棒性.2.3算法评测目前, 能用于目标跟踪评测的公开视频序列比较多[3],[4],[5],[6], 表6 对比较常用的典型数据集进行了</w:t>
+        <w:t>42 卷提出了一种基于增量Fisher 的线性判别分析的表观建模方法, 能较好地自适应目标外观及背景的变化.Nguyen 等[202] 对前景与背景分别进行局部纹理特征提取, 并采用线性判别分析(Linear discriminantanalysis, LDA) 对其进行判别跟踪, 实现了视角及光照变化下的鲁棒跟踪. Li 等[203] 将二维线性判别分析引入了跟踪目标的表观建模中, 并采用了矩阵形式进行计算, 极大地提高了跟踪效率.基于度量学习的判别分析方法的基本思想是在满足样本类内距离最小、类间距离最大的约束下, 将图像原始特征空间映射至另一个可度量的空间来完成表观模型的构建. Wang 等[204] 将表观建模与视觉匹配看作是视觉跟踪的一个单目标优化问题, 基于度量学习提出了一种判别式表观模型用于视觉跟踪中. Tsagkatakis 等[205] 将在线距离度量学习(Distance metric learning, DML) 与最近邻分类器相结合, 在缺少目标表观先验信息下, 实现了对运动目标的稳定跟踪. 然而, 上述方法在目标或背景呈现多模态分布时, 不能很好地适用于目标跟踪任务,解决此类问题的常用思路是首先对数据进行聚类分析, 然后在每个类上分别使用判别式分析方法进行表观模型构建. Xu 等[206] 采用最近邻聚类方法将数据进行了分类, 提出了自适应子类判别分析方法(Subclass discriminant analysis, SDA) 解决了前背景的多模态分布问题.基于图的判别学习方法可以分为基于图嵌入以及图直推学习的方法. 其中, 基于图嵌入的方法通过将高维样本嵌入到一个具有判别能力的低维空间,实现对运动目标的判别与跟踪. Zhang 等[207] 假设目标类样本近似于高斯分布, 背景类样本服从多模态分布, 使用基于图嵌入的判别分析方法来构造目标表观模型, 并结合增量学习自适应了目标表观以及光照的变化. 基于图直推学习的方法通过估计候选样本属于目标类的似然概率对目标或背景进行分类. 查宇飞等[208] 将跟踪问题看作是一个基于图的直推学习问题, 并以正样本和候选样本为顶点建立了一张图, 同时学习目标所在的流形以及样本的聚类结构, 提出了一种基于图直推模型的跟踪方法, 对姿态、表情及光照的变化、部分遮挡等具有良好的鲁棒性.2.3算法评测目前, 能用于目标跟踪评测的公开视频序列比较多[3],[4],[84],[6], 表6 对比较常用的典型数据集进行了</w:t>
       </w:r>
     </w:p>
     <w:p>
@@ -167,6 +167,9 @@
     <w:p>
       <w:r>
         <w:t>1 [209−210]100 段序列是Benchmark度变化、遮挡、形变等[9] 种挑战主要任务为航拍视角下的车辆目标http://vision.cse.psu.edu/</w:t>
+      </w:r>
+      <w:r>
+        <w:t>此外,上述工作在数据集构建、模型结构、训练策略以及评测协议等方面均存在明显差异,系统对比可参见文献[40,56,72,88,109,179].</w:t>
       </w:r>
     </w:p>
     <w:p>
@@ -245,7 +248,7 @@
     </w:p>
     <w:p>
       <w:r>
-        <w:t>[217]VOT Challenge是列(2015 年)该比赛从2013 年开始举办表[46]典型跟踪算法的性能对比Table 7Performance comparison of typical tracking algorithms序号</w:t>
+        <w:t>[217]VOT Challenge是列(2015 年)该比赛从2013 年开始举办表[7]典型跟踪算法的性能对比Table 7Performance comparison of typical tracking algorithms序号</w:t>
       </w:r>
     </w:p>
     <w:p>
@@ -331,9 +334,6 @@
     <w:p>
       <w:r>
         <w:t>42 卷景信息进行分析及充分利用, 能够有效地获取场景的先验知识, 降低复杂的背景环境以及场景中与目标相似的物体的干扰; 同样地, 对目标的准确描述有助于提升检测与跟踪算法的准确性与鲁棒性. 总之,尝试研究结合背景信息和前景目标信息的分析方法,融合场景信息与目标状态, 将有助于提高算法的实用性能.2) 多维度、多层级信息融合为了提高对运动目标表观描述的准确度与可信性, 现有的检测与跟踪算法通常对时域、空域、频域等不同特征信息进行融合, 综合利用各种冗余、互补信息提升算法的精确性与鲁棒性. 然而, 目前大多算法还只是对单一时间、单一空间的多尺度信息进行融合, 研究者可以考虑从时间、推理等不同维度, 对特征、决策等不同层级的多源互补信息进行融合, 提升检测与跟踪的准确性.3) 基于深度学习的特征表达基于深度学习的特征表达具有强大的分层自学习能力, 能深度地挖掘隐含在数据内部间的潜在关系. 其中, 基于卷积神经网络的特征表达方法效果尤为突出, 近年来取得了显著的检测效果[126−128]. 同时, 深度学习框架相继开源[92−98], 为思想的碰撞与交融带来了更多可能. 然而, 基于深度学习的特征表达方法也存在一些问题尚未定论, 如深度学习的层数以及隐层节点个数如何确定, 深度学习所学得特征的优劣如何评价等. 因此, 对基于深度学习的特征表达方法的进一步研究可能会产生突破性成果, 最终将促进该领域的发展.4) 基于核的支持向量机分类方法支持向量机(SVM) 因其分类性能优良、操作实现简单等特性, 仍是目前倍受青睐的常用分类方法之一, 尤其是核方法的引入更使其性能得以极大提升. 然而, 其最大的优点也是其最致命的弱点, 其分类性能也会极大地依赖于核的选取, 尽管目前已经开展了相当一部分的工作[133,[135], 137], 但对于不同分类任务下的核方法的选取, 仍然还没有一个普遍通用的定论. 因此, 如何根据实际分类需求, 选取合适的核方法仍需进一步探索.5) 高维数据的分类方法随着分类任务研究的发展, 分类中所使用的视觉单词的大小不断地增加, 其相应的图像表达数据维度也与日俱增, 传统的单个分类器已经难以满足高维数据的分类要求. 目前, 普遍的做法是将多个分类器集成在一起, 以获取分类性能更好的强分类器.然而, 集成分类器方法也存在一些问题尚未定论, 如子分类器如何选取与组合, 如何在不降低分类性能的情况下使分类器数量尽可能少等. 因此, 研究子分</w:t>
-      </w:r>
-      <w:r>
-        <w:t>此外,上述工作在数据集构建、模型结构、训练策略以及评测协议等方面均存在明显差异,系统对比可参见文献[21,76,142,159,161,213].</w:t>
       </w:r>
     </w:p>
     <w:p>
@@ -1616,22 +1616,22 @@
     </w:p>
     <w:p>
       <w:r>
-        <w:t>[227] Kristan M, Pﬂugfelder R, Leonardis A, Matas J, ˇCehovin L, Nebehay G, Voj´ıˇr T, Fern´andez G, Lukeˇziˇc A, Dimitriev A, Petrosino A, Saﬀari A, Li B, Han B, Heng C, Garcia C, Pangerˇsiˇc D, H¨ager G, Khan F S, Oven F, Possegger H, Bischof H, Nam H, Zhu J K, Li J J, Choi J Y, Choi J W, Hen- riques J F, van de Weijer J, Batista J, Lebeda K, ¨Ofj¨all K, Yi K M, Qin L, Wen L Y, Maresca M E, Danelljan M, Fels- berg M, Cheng M M, Torr P, Huang Q M, Bowden R, Hare S, Lim S Y, Hong S, Liao S C, Hadﬁeld S, Li S Z, Duﬀner S, Golodetz S, Mauthner T, Vineet V, Lin W Y, Li Y, Qi Y K, Lei Z, Niu Z H. The visual object tracking VOT2010 chal- lenge results. In: Proceedings of the European Conference on Computer Vision (ECCV 2014), Lecture Notes in Com- puter Science. Zurich, Switzerland: Springer International Publishing, 2015. 191−217</w:t>
-      </w:r>
-    </w:p>
-    <w:p>
-      <w:r>
-        <w:t>[228] Scale-adaptive anchor-free detector for tiny vehicle detection[J].Acta Automatica Sinica.2020,46(7).1-14.</w:t>
-      </w:r>
-    </w:p>
-    <w:p>
-      <w:r>
-        <w:t>[229] Attention-guided feature fusion for video object detection[J].IEEE Transactions on Circuits and Systems for Video Technology.2020,30(9).1-12.</w:t>
-      </w:r>
-    </w:p>
-    <w:p>
-      <w:r>
-        <w:t>[230] Redmon J, Divvala S, Girshick R, et al. You only look once: Unified, real-time object detection[A]. CVPR. 2016. 779-788.</w:t>
+        <w:t>[227] Kristan M, Pﬂugfelder R, Leonardis A, Matas J, ˇCehovin L, Nebehay G, Voj´ıˇr T, Fern´andez G, Lukeˇziˇc A, Dimitriev A, Petrosino A, Saﬀari A, Li B, Han B, Heng C, Garcia C, Pangerˇsiˇc D, H¨ager G, Khan F S, Oven F, Possegger H, Bischof H, Nam H, Zhu J K, Li J J, Choi J Y, Choi J W, Hen- riques J F, van de Weijer J, Batista J, Lebeda K, ¨Ofj¨all K, Yi K M, Qin L, Wen L Y, Maresca M E, Danelljan M, Fels- berg M, Cheng M M, Torr P, Huang Q M, Bowden R, Hare S, Lim S Y, Hong S, Liao S C, Hadﬁeld S, Li S Z, Duﬀner S, Golodetz S, Mauthner T, Vineet V, Lin W Y, Li Y, Qi Y K, Lei Z, Niu Z H. The visual object tracking VOT2014 chal- lenge results. In: Proceedings of the European Conference on Computer Vision (ECCV 2014), Lecture Notes in Com- puter Science. Zurich, Switzerland: Springer International Publishing, 2011. 191−217</w:t>
+      </w:r>
+    </w:p>
+    <w:p>
+      <w:r>
+        <w:t>[228] Gao X, Wen L. Scale-adaptive anchor-free detector for tiny vehicle detection. Acta Automatica Sinica, 2020, 46(7): 1-14</w:t>
+      </w:r>
+    </w:p>
+    <w:p>
+      <w:r>
+        <w:t>[229] Chen B, Yin H. Attention-guided feature fusion for video object detection[J]. IEEE Transactions on Circuits and Systems for Video Technology, 2020, 30(9): 2211-2224.</w:t>
+      </w:r>
+    </w:p>
+    <w:p>
+      <w:r>
+        <w:t>[230] Redmon J, Divvala S, Girshick R, et al. You only look once: Unified, real-time object detection[A]. IEEE Computer Society, 2016. 779-788</w:t>
       </w:r>
     </w:p>
     <w:sectPr>

--- a/demo/testset/zh_papers/yinhongpeng_odt/manuscript_injected.docx
+++ b/demo/testset/zh_papers/yinhongpeng_odt/manuscript_injected.docx
@@ -25,7 +25,7 @@
     </w:p>
     <w:p>
       <w:r>
-        <w:t>关键词计算机视觉, 目标检测, 目标跟踪, 背境建模, 表观建模DOI10.16383/j.aas.2016.c150823Vision-based Object Detection and Tracking: A ReviewYIN Hong-Peng[1],[2]CHEN Bo[2]</w:t>
+        <w:t>关键词计算机视觉, 目标检测, 目标跟踪, 背景建模, 表观建模DOI10.16383/j.aas.2016.c150823Vision-based Object Detection and Tracking: A ReviewYIN Hong-Peng[1],[2]CHEN Bo[2]</w:t>
       </w:r>
     </w:p>
     <w:p>
@@ -48,7 +48,7 @@
         <w:t>10 期尹宏鹏等: 基于视觉的目标检测与跟踪综述表[1]基于视觉的目标检测与跟踪应用领域Table 1Applications of vision-based object detection and tracking应用领域公共安全监控(犯罪预防、人流密度检测)、停车场、超市、百货公司、自动售货机、ATM、小区智能监控(外来人员访问控制)、交通场景、家庭环境(老幼看护) 等虚拟现实交互式虚拟世界、游戏控制、虚拟工作室、角色动画、远程会议等高级人机交互手语翻译、基于手势的控制、高噪声环境(机场、工厂等) 下的信息传递等动作分析基于内容的运动视频检索, 高尔夫、网球等的个性化训练, 舞蹈等的编排, 骨科患者的临床研究等自主导航车辆导航、机器人导航、太空探测器的导航等机器人视觉工业机器人、家庭服务机器人、餐厅服务机器人、太空探测器等ine, SVM) 相结合, 提出了可变形部件模型(De-formable part model, DPM), 逐渐成为近年来最受欢迎的目标检测模型之一, 该工作在2010 年被授予了模式分析, 统计建模, 计算学习视觉目标分类(Pattern Analysis, Statistical Modelling and Com-putational Learning Visual Object Classes, PAS-CAL VOC) 挑战赛[7] “ 终身成就奖”.国内从2002 年到2012 年, 相继召开了3 届全国智能视觉监控学术会议, 其内容主要涉及了智能视频监控、背景建模、图像分割、目标检测与跟踪、行为理解与分析、数据压缩与传输、系统构建与集成等内容. 另外, 从2011 年到2016 年相继召开了</w:t>
       </w:r>
       <w:r>
-        <w:t>近期工作也探索了该方向的可扩展性,例如基于结构化约束的建模方法[229]被证明能够显著提升跨领域场景下的鲁棒性.</w:t>
+        <w:t>另有研究从数据增强的角度改进了这一流程,文献[229]报告了在低资源条件下的稳定收益.</w:t>
       </w:r>
     </w:p>
     <w:p>
@@ -106,7 +106,7 @@
         <w:t>器之一. 基于对本文篇幅的考量, 这里仅对SVM 分类器进行简要的阐述, 对其他分类器将不作赘述,有兴趣的读者可以参考相关文献. 目前, SVM 在数据分类任务上取得了很好的效果, 尤其是引入了核方法的SVM. 其中, 合理的核函数选取将有效地改善分类器性能, 常用的核函数主要有Lin-ear、Sigmoid、RBF、GussianRBF 等[132].随着时代的发展, 更多的核方法相继被提出,如Lu 等[133] 将空间失配核(Spatial mismatch ker-nels, SMK) 引入SVM 对图像进行分类, Lazebnik等[134] 提出了空间金字塔匹配核(Spatial pyramidmatching, SPM) 并将其用于自然场景分类问题.Yang 等[135] 通过学习过完备稀疏特征, 将稀疏编码(Sparse coding, SC) 与SPM 相结合提出了ScSPM方法, 使用线性SVM 达到了当时最好的分类效果.然而, 稀疏编码对特征变化非常敏感[136], 且稀疏编码过程忽略了局部特征之间的相关性. 针对上述问题, Gao 等[137] 通过引入正则化项, 保证了相似的局部特征之间稀疏编码的一致性, 提出了LScSPM 方法, 使分类精度得以提升. 核方法的使用使SVM 分类性能得以极大提升, 然而, 其最大的优点也是其最致命的弱点, 分类器的分类性能也会极大地依赖核的选取. 因此, 如何根据实际需求选取合适的核方法仍需进一步探索.尽管基于核的SVM 已广泛地应用于分类任务中, 但随着对图像分类的研究的进展, 目前所使用的视觉单词大小越来越大, 相应的图像表达数据维度与日俱增, 传统的单个分类器已经难以满足高维数据的分类要求. 普遍的做法是将多个分类器集成在一起[138], 得到一个分类性能更优良的强分类器, 常用的方法主要有Bagging、Boosting 以及随机森林等. 然而, 集成分类器方法也存在一些问题尚未有定论, 如子分类器如何选取与组合、如何在不降低分类性能的情况下使分类器数量尽可能少等. 因此, 研究子分类器模型的产生、调整以及整合, 将有助于适应高维数据的分类任务.1.3小结目标检测的目的是从不同复杂程度的环境背景中分离出运动目标, 本小节按算法所处理的数据对化学报</w:t>
       </w:r>
       <w:r>
-        <w:t>近期工作也探索了该方向的可扩展性,例如基于结构化约束的建模方法[228]被证明能够显著提升跨领域场景下的鲁棒性.</w:t>
+        <w:t>近期工作也探索了该方向的可扩展性,例如基于结构化约束的建模方法[228]被证明能够提升跨领域场景下的鲁棒性.</w:t>
       </w:r>
     </w:p>
     <w:p>
@@ -116,7 +116,7 @@
     </w:p>
     <w:p>
       <w:r>
-        <w:t>10 期尹宏鹏等: 基于视觉的目标检测与跟踪综述表5目标检测典型数据集Table 5Typical data sets for object detection序号参考文献数据集名字数据规模是否标注MIT CBCL共924 张图片,人体目标处于图像正中间, 且图像http://cbcl.mit.edu/software-[212]Pedestrian</w:t>
+        <w:t>10 期尹宏鹏等: 基于视觉的目标检测与跟踪综述表5目标检测典型数据集Table 5Typical data sets for object detection序号参考文献数据集名字数据规模是否标注MIT CBCL共924 张图片,人体目标处于图像正中间, 且图像http://cbcl.mit.edu/software-[76]Pedestrian</w:t>
       </w:r>
     </w:p>
     <w:p>
@@ -131,7 +131,7 @@
     </w:p>
     <w:p>
       <w:r>
-        <w:t>10 小时视频,[143]Pedestrian是640 × 480得, 行人之间存在一定的遮挡Dataset提供了多种应用场景, 如城市、红http://www.cvc.uab.es部分[144]CVC Datasets共9 个数据集标注外等场景, 行人间存在部分遮挡PASCAL VOC共11 540 张图,该比赛包括分类、检测、分割、动http://host.robots.ox.ac.uk/[119]是Datasets含20 个类作分类以及人体布局检测等任务共14 197 122 张大规模目标识别比赛, 包括目标检http://image-net.org/[120]ImageNet是图片测、定位以及场景分类等任务自然场景下的图像分类、检测、场约328 000 张图[145]Microsoft COCO是景理解等, 不仅标注了不同的类别,http://mscoco.org/片, 含91 个类还对类中个例进行了标注图8运动目标跟踪一般流程Fig. 8Flow chart of moving object tracking如图8 所示, 表观建模可以分为特征表达与统计建模, 关于特征表达在上一小节中已经作了详细的阐述, 这里将不再进行赘述. 一般地, 目标跟踪按有无检测过程的参与, 可以分为生成式跟踪与判别式跟踪. 其中, 生成式跟踪方法是在目标检测的基础上, 对前景目标进行表观建模后, 按照一定的跟踪策特点及描述主页链接发布时间datasets/PedestrianData.htmlWebpage/dataset.html/human/2012 / 2014edu/Image Datasets/CaltechPedestrians/2007 / 2010 //adas/site/?q=node/72013 ∼20152005 ∼2012pascal/VOC/2010 ∼2015略估计跟踪目标的最优位置. 判别式跟踪方法则是通过对每一帧图像进行目标检测来获取跟踪目标状态, 因此这类方法也常被称为基于检测的跟踪方法.生成式跟踪方法采用一定的跟踪策略, 估计下一帧中跟踪目标的状态, 其跟踪过程与检测过程是相互独立的, 二者有一定的时间先后顺序. 判别式自动跟踪方法将跟踪问题看作前景与背景的二分类问题,通过学习分类器, 在当前帧中搜索与背景区分最大的前景区域, 其跟踪过程与检测过程彼此联系, 二者是同时进行的.2.1生成式跟踪方法生成式跟踪方法假设跟踪目标可以由某种生成过程所描述, 其目标是从众多候选目标中寻找最优的候选目标. 生成式跟踪方法的关键在于如何精确地对跟踪目标进行重构表达, 采用在线学习方法对跟踪目标进行表观建模以适应目标表观的变化, 实现对目标的跟踪. 目前, 生成式表观模型的建立可以分为基于核的方法、基于子空间的方法以及基于稀疏表示的方法三类.2.1.1基于核的方法基于核的方法通常采用核密度估计的方式构建表观模型, 并使用Mean shift 方法[147] 对运动目标位置进行估计. Comaniciu 等[151] 使用颜色直方图建立表观模型, 采用各向同性的核函数施加空间平滑, 通过Mean shift 寻找局部极值对目标进行定位. Rahmati 等[152] 使用颜色直方图建立跟踪目标表观模型的同时, 对基于核的Mean shift 方法进行改进, 实现了对婴儿四肢的跟踪以辅助其运动.Melzer 等[153] 对典型相关分析(Canonical correla-tion analysis, CCA) 进行非线性扩展, 提出了基于核的典型相关分析(Kernel-CCA) 方法用于表观模型的构建, 并将其应用于目标姿态估计与运动跟踪.早期的基于核的方法虽然考虑了跟踪目标的颜色及灰度等信息, 但其忽略了如梯度、形状等其他重要的视觉信息, 在复杂的场景、目标的部分遮挡、快速运动以及尺度变化等情况下容易出现漂移问题. 为了解决目标尺度的自适应问题, 研究者提出了一系列方法, 如Yilmaz[154] 将非对称核引入Meanshift 方法, 实现了对跟踪目标的尺度自适应以及方向的选择. Hu 等[155] 通过计算主成分的协方差矩阵来更新跟踪目标的方向, 并使用相关特征值检测目标的尺度变化, 实现了对跟踪目标尺度及方向的自适应估计.2.1.2基于子空间的方法基于子空间的方法的关键在于如何构建相关的基以及它们所张成的子空间, 对目标表观进行表示. Levey 等[156] 与Brand[157] 采用增量奇异值分解(Singular value decomposition, SVD) 的方法获取子空间学习的解, 将其应用于计算机视觉处理以及音频特征提取中. De 等[158] 提出了一种鲁棒子空间学习(Robust subspace learning, RSL) 的通用框架, 该框架适用于各类线性学习问题, 如特征分析、运动结构获取等. Li[159] 结合子空间学习提出了一化学报</w:t>
+        <w:t>10 小时视频,[143]Pedestrian是640 × 480得, 行人之间存在一定的遮挡Dataset提供了多种应用场景, 如城市、红http://www.cvc.uab.es部分[144]CVC Datasets共9 个数据集标注外等场景, 行人间存在部分遮挡PASCAL VOC共11 540 张图,该比赛包括分类、检测、分割、动http://host.robots.ox.ac.uk/[119]是Datasets含20 个类作分类以及人体布局检测等任务共14 197 122 张大规模目标识别比赛, 包括目标检http://image-net.org/[120]ImageNet是图片测、定位以及场景分类等任务自然场景下的图像分类、检测、场约328 000 张图[145]Microsoft COCO是景理解等, 不仅标注了不同的类别,http://mscoco.org/片, 含91 个类还对类中个例进行了标注图8运动目标跟踪一般流程Fig. 8Flow chart of moving object tracking如图8 所示, 表观建模可以分为特征表达与统计建模, 关于特征表达在上一小节中已经作了详细的阐述, 这里将不再进行赘述. 一般地, 目标跟踪按有无检测过程的参与, 可以分为生成式跟踪与判别式跟踪. 其中, 生成式跟踪方法是在目标检测的基础上, 对前景目标进行表观建模后, 按照一定的跟踪策特点及描述主页链接发布时间datasets/PedestrianData.htmlWebpage/dataset.html/human/2012 / 2014edu/Image Datasets/CaltechPedestrians/2007 / 2010 //adas/site/?q=node/72013 ∼20152005 ∼2012pascal/VOC/2010 ∼2015略估计跟踪目标的最优位置. 判别式跟踪方法则是通过对每一帧图像进行目标检测来获取跟踪目标状态, 因此这类方法也常被称为基于检测的跟踪方法.生成式跟踪方法采用一定的跟踪策略, 估计下一帧中跟踪目标的状态, 其跟踪过程与检测过程是相互独立的, 二者有一定的时间先后顺序. 判别式自动跟踪方法将跟踪问题看作前景与背景的二分类问题,通过学习分类器, 在当前帧中搜索与背景区分最大的前景区域, 其跟踪过程与检测过程彼此联系, 二者是同时进行的.2.1生成式跟踪方法生成式跟踪方法假设跟踪目标可以由某种生成过程所描述, 其目标是从众多侯选目标中寻找最优的候选目标. 生成式跟踪方法的关键在于如何精确地对跟踪目标进行重构表达, 采用在线学习方法对跟踪目标进行表观建模以适应目标表观的变化, 实现对目标的跟踪. 目前, 生成式表观模型的建立可以分为基于核的方法、基于子空间的方法以及基于稀疏表示的方法三类.2.1.1基于核的方法基于核的方法通常采用核密度估计的方式构建表观模型, 并使用Mean shift 方法[147] 对运动目标位置进行估计. Comaniciu 等[151] 使用颜色直方图建立表观模型, 采用各向同性的核函数施加空间平滑, 通过Mean shift 寻找局部极值对目标进行定位. Rahmati 等[152] 使用颜色直方图建立跟踪目标表观模型的同时, 对基于核的Mean shift 方法进行改进, 实现了对婴儿四肢的跟踪以辅助其运动.Melzer 等[153] 对典型相关分析(Canonical correla-tion analysis, CCA) 进行非线性扩展, 提出了基于核的典型相关分析(Kernel-CCA) 方法用于表观模型的构建, 并将其应用于目标姿态估计与运动跟踪.早期的基于核的方法虽然考虑了跟踪目标的颜色及灰度等信息, 但其忽略了如梯度、形状等其他重要的视觉信息, 在复杂的场景、目标的部分遮挡、快速运动以及尺度变化等情况下容易出现漂移问题. 为了解决目标尺度的自适应问题, 研究者提出了一系列方法, 如Yilmaz[154] 将非对称核引入Meanshift 方法, 实现了对跟踪目标的尺度自适应以及方向的选择. Hu 等[155] 通过计算主成分的协方差矩阵来更新跟踪目标的方向, 并使用相关特征值检测目标的尺度变化, 实现了对跟踪目标尺度及方向的自适应估计.2.1.2基于子空间的方法基于子空间的方法的关键在于如何构建相关的基以及它们所张成的子空间, 对目标表观进行表示. Levey 等[156] 与Brand[157] 采用增量奇异值分解(Singular value decomposition, SVD) 的方法获取子空间学习的解, 将其应用于计算机视觉处理以及音频特征提取中. De 等[158] 提出了一种鲁棒子空间学习(Robust subspace learning, RSL) 的通用框架, 该框架适用于各类线性学习问题, 如特征分析、运动结构获取等. Li[159] 结合子空间学习提出了一化学报</w:t>
       </w:r>
     </w:p>
     <w:p>
@@ -146,7 +146,7 @@
     </w:p>
     <w:p>
       <w:r>
-        <w:t>42 卷提出了一种基于增量Fisher 的线性判别分析的表观建模方法, 能较好地自适应目标外观及背景的变化.Nguyen 等[202] 对前景与背景分别进行局部纹理特征提取, 并采用线性判别分析(Linear discriminantanalysis, LDA) 对其进行判别跟踪, 实现了视角及光照变化下的鲁棒跟踪. Li 等[203] 将二维线性判别分析引入了跟踪目标的表观建模中, 并采用了矩阵形式进行计算, 极大地提高了跟踪效率.基于度量学习的判别分析方法的基本思想是在满足样本类内距离最小、类间距离最大的约束下, 将图像原始特征空间映射至另一个可度量的空间来完成表观模型的构建. Wang 等[204] 将表观建模与视觉匹配看作是视觉跟踪的一个单目标优化问题, 基于度量学习提出了一种判别式表观模型用于视觉跟踪中. Tsagkatakis 等[205] 将在线距离度量学习(Distance metric learning, DML) 与最近邻分类器相结合, 在缺少目标表观先验信息下, 实现了对运动目标的稳定跟踪. 然而, 上述方法在目标或背景呈现多模态分布时, 不能很好地适用于目标跟踪任务,解决此类问题的常用思路是首先对数据进行聚类分析, 然后在每个类上分别使用判别式分析方法进行表观模型构建. Xu 等[206] 采用最近邻聚类方法将数据进行了分类, 提出了自适应子类判别分析方法(Subclass discriminant analysis, SDA) 解决了前背景的多模态分布问题.基于图的判别学习方法可以分为基于图嵌入以及图直推学习的方法. 其中, 基于图嵌入的方法通过将高维样本嵌入到一个具有判别能力的低维空间,实现对运动目标的判别与跟踪. Zhang 等[207] 假设目标类样本近似于高斯分布, 背景类样本服从多模态分布, 使用基于图嵌入的判别分析方法来构造目标表观模型, 并结合增量学习自适应了目标表观以及光照的变化. 基于图直推学习的方法通过估计候选样本属于目标类的似然概率对目标或背景进行分类. 查宇飞等[208] 将跟踪问题看作是一个基于图的直推学习问题, 并以正样本和候选样本为顶点建立了一张图, 同时学习目标所在的流形以及样本的聚类结构, 提出了一种基于图直推模型的跟踪方法, 对姿态、表情及光照的变化、部分遮挡等具有良好的鲁棒性.2.3算法评测目前, 能用于目标跟踪评测的公开视频序列比较多[3],[4],[84],[6], 表6 对比较常用的典型数据集进行了</w:t>
+        <w:t>42 卷提出了一种基于增量Fisher 的线性判别分析的表观建模方法, 能较好地自适应目标外观及背景的变化.Nguyen 等[202] 对前景与背景分别进行局部纹理特征提取, 并采用线性判别分析(Linear discriminantanalysis, LDA) 对其进行判别跟踪, 实现了视角及光照变化下的鲁棒跟踪. Li 等[203] 将二维线性判别分析引入了跟踪目标的表观建模中, 并采用了矩阵形式进行计算, 极大地提高了跟踪效率.基于度量学习的判别分析方法的基本思想是在满足样本类内距离最小、类间距离最大的约束下, 将图像原始特征空间映射至另一个可度量的空间来完成表观模型的构建. Wang 等[204] 将表观建模与视觉匹配看作是视觉跟踪的一个单目标优化问题, 基于度量学习提出了一种判别式表观模型用于视觉跟踪中. Tsagkatakis 等[205] 将在线距离度量学习(Distance metric learning, DML) 与最近邻分类器相结合, 在缺少目标表观先验信息下, 实现了对运动目标的稳定跟踪. 然而, 上述方法在目标或背景呈现多模态分布时, 不能很好地适用于目标跟踪任务,解决此类问题的常用思路是首先对数据进行聚类分析, 然后在每个类上分别使用判别式分析方法进行表观模型构建. Xu 等[206] 采用最近邻聚类方法将数据进行了分类, 提出了自适应子类判别分析方法(Subclass discriminant analysis, SDA) 解决了前背景的多模态分布问题.基于图的判别学习方法可以分为基于图嵌入以及图直推学习的方法. 其中, 基于图嵌入的方法通过将高维样本嵌入到一个具有判别能力的低维空间,实现对运动目标的判别与跟踪. Zhang 等[207] 假设目标类样本近似于高斯分布, 背景类样本服从多模态分布, 使用基于图嵌入的判别分析方法来构造目标表观模型, 并结合增量学习自适应了目标表观以及光照的变化. 基于图直推学习的方法通过估计候选样本属于目标类的似然概率对目标或背景进行分类. 查宇飞等[208] 将跟踪问题看作是一个基于图的直推学习问题, 并以正样本和候选样本为顶点建立了一张图, 同时学习目标所在的流形以及样本的聚类结构, 提出了一种基于图直推模型的跟踪方法, 对姿态、表情及光照的变化、部分遮挡等具有良好的鲁棒性.2.3算法评测目前, 能用于目标跟踪评测的公开视频序列比较多[3],[4],[128],[6], 表6 对比较常用的典型数据集进行了</w:t>
       </w:r>
     </w:p>
     <w:p>
@@ -167,9 +167,6 @@
     <w:p>
       <w:r>
         <w:t>1 [209−210]100 段序列是Benchmark度变化、遮挡、形变等[9] 种挑战主要任务为航拍视角下的车辆目标http://vision.cse.psu.edu/</w:t>
-      </w:r>
-      <w:r>
-        <w:t>此外,上述工作在数据集构建、模型结构、训练策略以及评测协议等方面均存在明显差异,系统对比可参见文献[40,56,72,88,109,179].</w:t>
       </w:r>
     </w:p>
     <w:p>
@@ -385,6 +382,9 @@
       <w:r>
         <w:t>9 Gao Y, Spiteri C, Pham M T, Al-Milli S. A survey on re-cent object detection techniques useful for monocular vision-based planetary terrain classification. Robotics and Au-tonomous Systems, 2014, 62(2): 151−167</w:t>
       </w:r>
+      <w:r>
+        <w:t>此外,上述工作在数据集构建、模型结构、训练策略以及评测协议等方面均存在明显差异,系统对比可参见文献[40,56,72,87,88,197].</w:t>
+      </w:r>
     </w:p>
     <w:p>
       <w:r>
@@ -811,7 +811,7 @@
     </w:p>
     <w:p>
       <w:r>
-        <w:t>[66] Yan S Y, Shan S G, Chen X L, Gao W. Locally assembled binary (LAB) feature with feature-centric cascade for fast and accurate face detection. In: Proceedings of the IEEE Conference on Computer Vision and Pattern Recognition (CVPR). Anchorage, Alaska, USA: IEEE, 2008. 1−7</w:t>
+        <w:t>[66] Yan S Y, Shan S G, Chen X L, Gao W. Locally assembled binary (LAB) feature with feature-centric cascade for fast and accurate face detection. In: Proceedings of the IEEE Conference on Computer Vision and Pattern Recognition (CVPR). Anchorage, Alaska, USA: IEEE, 2004. 1−7</w:t>
       </w:r>
     </w:p>
     <w:p>
@@ -1616,7 +1616,7 @@
     </w:p>
     <w:p>
       <w:r>
-        <w:t>[227] Kristan M, Pﬂugfelder R, Leonardis A, Matas J, ˇCehovin L, Nebehay G, Voj´ıˇr T, Fern´andez G, Lukeˇziˇc A, Dimitriev A, Petrosino A, Saﬀari A, Li B, Han B, Heng C, Garcia C, Pangerˇsiˇc D, H¨ager G, Khan F S, Oven F, Possegger H, Bischof H, Nam H, Zhu J K, Li J J, Choi J Y, Choi J W, Hen- riques J F, van de Weijer J, Batista J, Lebeda K, ¨Ofj¨all K, Yi K M, Qin L, Wen L Y, Maresca M E, Danelljan M, Fels- berg M, Cheng M M, Torr P, Huang Q M, Bowden R, Hare S, Lim S Y, Hong S, Liao S C, Hadﬁeld S, Li S Z, Duﬀner S, Golodetz S, Mauthner T, Vineet V, Lin W Y, Li Y, Qi Y K, Lei Z, Niu Z H. The visual object tracking VOT2014 chal- lenge results. In: Proceedings of the European Conference on Computer Vision (ECCV 2014), Lecture Notes in Com- puter Science. Zurich, Switzerland: Springer International Publishing, 2011. 191−217</w:t>
+        <w:t>[227] Kristan M, Pﬂugfelder R, Leonardis A, Matas J, ˇCehovin L, Nebehay G, Voj´ıˇr T, Fern´andez G, Lukeˇziˇc A, Dimitriev A, Petrosino A, Saﬀari A, Li B, Han B, Heng C, Garcia C, Pangerˇsiˇc D, H¨ager G, Khan F S, Oven F, Possegger H, Bischof H, Nam H, Zhu J K, Li J J, Choi J Y, Choi J W, Hen- riques J F, van de Weijer J, Batista J, Lebeda K, ¨Ofj¨all K, Yi K M, Qin L, Wen L Y, Maresca M E, Danelljan M, Fels- berg M, Cheng M M, Torr P, Huang Q M, Bowden R, Hare S, Lim S Y, Hong S, Liao S C, Hadﬁeld S, Li S Z, Duﬀner S, Golodetz S, Mauthner T, Vineet V, Lin W Y, Li Y, Qi Y K, Lei Z, Niu Z H. The visual object tracking VOT2014 chal- lenge results. In: Proceedings of the European Conference on Computer Vision (ECCV 2014), Lecture Notes in Com- puter Science. Zurich, Switzerland: Springer International Publishing, 2015. 191−217</w:t>
       </w:r>
     </w:p>
     <w:p>

--- a/demo/testset/zh_papers/yinhongpeng_odt/manuscript_injected.docx
+++ b/demo/testset/zh_papers/yinhongpeng_odt/manuscript_injected.docx
@@ -12562,12 +12562,12 @@
     </w:p>
     <w:p>
       <w:r>
-        <w:t>[229] Chen B, Yin H. Attention-guided feature fusion for video object detection[J]. IEEE Transactions on Circuits and Systems for Video Technology, 2020, 30(9): 2211-2224.</w:t>
-      </w:r>
-    </w:p>
-    <w:p>
-      <w:r>
-        <w:t>[230] Redmon J, Divvala S, Girshick R, et al. You only look once: Unified, real-time object detection[A]. IEEE Computer Society, 2016. 779-788</w:t>
+        <w:t>[229] Chen B, Yin H. Attention-guided feature fusion for video object detection. IEEE Transactions on Circuits and Systems for Video Technology, 2020, 30(9): 2211-2224.</w:t>
+      </w:r>
+    </w:p>
+    <w:p>
+      <w:r>
+        <w:t>[230] Redmon J, Divvala S, Girshick R, et al. You only look once: Unified, real-time object detection. IEEE Computer Society, 2016. 779-788</w:t>
       </w:r>
     </w:p>
     <w:sectPr>
